--- a/atelier/atelier_109.docx
+++ b/atelier/atelier_109.docx
@@ -441,7 +441,7 @@
           </w:tcPr>
           <w:p>
             <w:r>
-              <w:t xml:space="preserve">Outil adopté (#107), existant migré (#108)</w:t>
+              <w:t xml:space="preserve">Outil adopté, existant migré</w:t>
             </w:r>
           </w:p>
         </w:tc>
@@ -507,7 +507,7 @@
         <w:spacing w:after="80"/>
       </w:pPr>
       <w:r>
-        <w:t xml:space="preserve">Chaque déploiement devient serein : quand toute nouveauté visible est derrière un flag, déployer n’expose plus jamais rien par surprise. On peut livrer en continu sans crainte, et décider séparément quand activer. C’est l’aboutissement du découplage de la capsule #105 — appliqué partout.</w:t>
+        <w:t xml:space="preserve">Chaque déploiement devient serein : quand toute nouveauté visible est derrière un flag, déployer n’expose plus jamais rien par surprise. On peut livrer en continu sans crainte, et décider séparément quand activer. C’est l’aboutissement du découplage de la capsule — appliqué partout.</w:t>
       </w:r>
     </w:p>
     <w:p>
@@ -573,7 +573,7 @@
               <w:spacing w:after="60"/>
             </w:pPr>
             <w:r>
-              <w:t xml:space="preserve">Systématiser les flags sur toutes les nouvelles fonctionnalités visibles augmente mécaniquement le nombre de flags créés. Cette contrepartie doit être assumée explicitement : plus on crée de flags, plus il est vital de les RETIRER une fois la fonctionnalité stabilisée. La règle « tout passe par un flag » n’est tenable que couplée à la discipline de retrait (capsule #105) et au nettoyage régulier (P02). Systématiser la création SANS systématiser le retrait fabriquerait une dette de flags importante. La règle de cet atelier appelle donc, en miroir, la rigueur de P02 : on s’engage à créer des flags ET à les nettoyer.</w:t>
+              <w:t xml:space="preserve">Systématiser les flags sur toutes les nouvelles fonctionnalités visibles augmente mécaniquement le nombre de flags créés. Cette contrepartie doit être assumée explicitement : plus on crée de flags, plus il est vital de les RETIRER une fois la fonctionnalité stabilisée. La règle « tout passe par un flag » n’est tenable que couplée à la discipline de retrait (capsule) et au nettoyage régulier (P02). Systématiser la création SANS systématiser le retrait fabriquerait une dette de flags importante. La règle de cet atelier appelle donc, en miroir, la rigueur de P02 : on s’engage à créer des flags ET à les nettoyer.</w:t>
             </w:r>
           </w:p>
         </w:tc>
@@ -623,7 +623,7 @@
         <w:spacing w:after="80"/>
       </w:pPr>
       <w:r>
-        <w:t xml:space="preserve">Coupler la création à la condition de retrait : pour tenir la dette, décider qu’à chaque flag créé on note sa condition de retrait (comme amorcé au #106). Créer un flag et planifier sa fin sont le même geste. Cela prépare directement P02.</w:t>
+        <w:t xml:space="preserve">Coupler la création à la condition de retrait : pour tenir la dette, décider qu’à chaque flag créé on note sa condition de retrait (comme amorcé au notre premier feature flag). Créer un flag et planifier sa fin sont le même geste. Cela prépare directement P02.</w:t>
       </w:r>
     </w:p>
     <w:p>
@@ -928,7 +928,7 @@
         <w:spacing w:after="120"/>
       </w:pPr>
       <w:r>
-        <w:t xml:space="preserve">Cette norme est le palier Formalisé de la mise en place des flags. Reste #110 (targeting : activation par utilisateur, par pourcentage, par environnement) pour exploiter pleinement les flags. Et surtout, la systématisation décidée ici rend la question P02 (nettoyage des flags obsolètes) indispensable : créer des flags partout impose de les nettoyer régulièrement. La rigueur de retrait amorcée ici est le pont direct vers P02.</w:t>
+        <w:t xml:space="preserve">Cette norme est le palier Formalisé de la mise en place des flags. Reste (targeting : activation par utilisateur, par pourcentage, par environnement) pour exploiter pleinement les flags. Et surtout, la systématisation décidée ici rend la question P02 (nettoyage des flags obsolètes) indispensable : créer des flags partout impose de les nettoyer régulièrement. La rigueur de retrait amorcée ici est le pont direct vers P02.</w:t>
       </w:r>
     </w:p>
     <w:p>
